--- a/NL-to-SQL-Project-Spec-f.docx
+++ b/NL-to-SQL-Project-Spec-f.docx
@@ -187,7 +187,7 @@
           </mc:Choice>
           <mc:Fallback>
             <w:pict>
-              <v:line w14:anchorId="1A3A62AB" id="Straight Connector 5" o:spid="_x0000_s1026" style="position:absolute;flip:y;z-index:251659264;visibility:visible;mso-wrap-style:square;mso-width-percent:0;mso-height-percent:0;mso-wrap-distance-left:9pt;mso-wrap-distance-top:0;mso-wrap-distance-right:9pt;mso-wrap-distance-bottom:0;mso-position-horizontal:absolute;mso-position-horizontal-relative:margin;mso-position-vertical:absolute;mso-position-vertical-relative:text;mso-width-percent:0;mso-height-percent:0;mso-width-relative:margin;mso-height-relative:margin" from="1.65pt,49.8pt" to="468.2pt,51pt" o:gfxdata="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" strokecolor="black [3200]" strokeweight="1.5pt">
+              <v:line w14:anchorId="6A92C4FF" id="Straight Connector 5" o:spid="_x0000_s1026" style="position:absolute;flip:y;z-index:251659264;visibility:visible;mso-wrap-style:square;mso-width-percent:0;mso-height-percent:0;mso-wrap-distance-left:9pt;mso-wrap-distance-top:0;mso-wrap-distance-right:9pt;mso-wrap-distance-bottom:0;mso-position-horizontal:absolute;mso-position-horizontal-relative:margin;mso-position-vertical:absolute;mso-position-vertical-relative:text;mso-width-percent:0;mso-height-percent:0;mso-width-relative:margin;mso-height-relative:margin" from="1.65pt,49.8pt" to="468.2pt,51pt" o:gfxdata="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" strokecolor="black [3200]" strokeweight="1.5pt">
                 <v:stroke joinstyle="miter"/>
                 <w10:wrap anchorx="margin"/>
               </v:line>
@@ -5427,6 +5427,444 @@
           </w:p>
         </w:tc>
       </w:tr>
+      <w:tr>
+        <w:tc>
+          <w:tcPr>
+            <w:tcW w:w="1123" w:type="dxa"/>
+            <w:tcBorders>
+              <w:top w:val="single" w:sz="4" w:space="0" w:color="B7C6DE"/>
+              <w:left w:val="single" w:sz="4" w:space="0" w:color="B7C6DE"/>
+              <w:bottom w:val="single" w:sz="4" w:space="0" w:color="B7C6DE"/>
+              <w:right w:val="single" w:sz="4" w:space="0" w:color="B7C6DE"/>
+            </w:tcBorders>
+            <w:shd w:val="clear" w:color="auto" w:fill="E9EEF6"/>
+            <w:tcMar>
+              <w:top w:w="90" w:type="dxa"/>
+              <w:left w:w="120" w:type="dxa"/>
+              <w:bottom w:w="90" w:type="dxa"/>
+              <w:right w:w="120" w:type="dxa"/>
+            </w:tcMar>
+            <w:vAlign w:val="center"/>
+          </w:tcPr>
+          <w:p>
+            <w:pPr>
+              <w:rPr>
+                <w:color w:val="222222"/>
+                <w:sz w:val="24"/>
+                <w:szCs w:val="24"/>
+              </w:rPr>
+            </w:pPr>
+            <w:r>
+              <w:rPr>
+                <w:color w:val="222222"/>
+                <w:sz w:val="24"/>
+                <w:szCs w:val="24"/>
+              </w:rPr>
+              <w:t xml:space="preserve"> FR-13</w:t>
+            </w:r>
+          </w:p>
+        </w:tc>
+        <w:tc>
+          <w:tcPr>
+            <w:tcW w:w="8237" w:type="dxa"/>
+            <w:tcBorders>
+              <w:top w:val="single" w:sz="4" w:space="0" w:color="B7C6DE"/>
+              <w:left w:val="single" w:sz="4" w:space="0" w:color="B7C6DE"/>
+              <w:bottom w:val="single" w:sz="4" w:space="0" w:color="B7C6DE"/>
+              <w:right w:val="single" w:sz="4" w:space="0" w:color="B7C6DE"/>
+            </w:tcBorders>
+            <w:shd w:val="clear" w:color="auto" w:fill="E9EEF6"/>
+            <w:tcMar>
+              <w:top w:w="90" w:type="dxa"/>
+              <w:left w:w="120" w:type="dxa"/>
+              <w:bottom w:w="90" w:type="dxa"/>
+              <w:right w:w="120" w:type="dxa"/>
+            </w:tcMar>
+            <w:vAlign w:val="center"/>
+          </w:tcPr>
+          <w:p>
+            <w:pPr>
+              <w:rPr>
+                <w:color w:val="222222"/>
+                <w:sz w:val="24"/>
+                <w:szCs w:val="24"/>
+              </w:rPr>
+            </w:pPr>
+            <w:r>
+              <w:rPr>
+                <w:color w:val="222222"/>
+                <w:sz w:val="24"/>
+                <w:szCs w:val="24"/>
+              </w:rPr>
+              <w:t>The system shall provide an Admin UI to dynamically configure the global SQL LIMIT guardrail.</w:t>
+            </w:r>
+          </w:p>
+        </w:tc>
+      </w:tr>
+      <w:tr>
+        <w:tc>
+          <w:tcPr>
+            <w:tcW w:w="1123" w:type="dxa"/>
+            <w:tcBorders>
+              <w:top w:val="single" w:sz="4" w:space="0" w:color="B7C6DE"/>
+              <w:left w:val="single" w:sz="4" w:space="0" w:color="B7C6DE"/>
+              <w:bottom w:val="single" w:sz="4" w:space="0" w:color="B7C6DE"/>
+              <w:right w:val="single" w:sz="4" w:space="0" w:color="B7C6DE"/>
+            </w:tcBorders>
+            <w:shd w:val="clear" w:color="auto" w:fill="E9EEF6"/>
+            <w:tcMar>
+              <w:top w:w="90" w:type="dxa"/>
+              <w:left w:w="120" w:type="dxa"/>
+              <w:bottom w:w="90" w:type="dxa"/>
+              <w:right w:w="120" w:type="dxa"/>
+            </w:tcMar>
+            <w:vAlign w:val="center"/>
+          </w:tcPr>
+          <w:p>
+            <w:pPr>
+              <w:rPr>
+                <w:color w:val="222222"/>
+                <w:sz w:val="24"/>
+                <w:szCs w:val="24"/>
+              </w:rPr>
+            </w:pPr>
+            <w:r>
+              <w:rPr>
+                <w:color w:val="222222"/>
+                <w:sz w:val="24"/>
+                <w:szCs w:val="24"/>
+              </w:rPr>
+              <w:t>FR-1</w:t>
+            </w:r>
+            <w:r>
+              <w:rPr>
+                <w:color w:val="222222"/>
+                <w:sz w:val="24"/>
+                <w:szCs w:val="24"/>
+              </w:rPr>
+              <w:t>4</w:t>
+            </w:r>
+          </w:p>
+        </w:tc>
+        <w:tc>
+          <w:tcPr>
+            <w:tcW w:w="8237" w:type="dxa"/>
+            <w:tcBorders>
+              <w:top w:val="single" w:sz="4" w:space="0" w:color="B7C6DE"/>
+              <w:left w:val="single" w:sz="4" w:space="0" w:color="B7C6DE"/>
+              <w:bottom w:val="single" w:sz="4" w:space="0" w:color="B7C6DE"/>
+              <w:right w:val="single" w:sz="4" w:space="0" w:color="B7C6DE"/>
+            </w:tcBorders>
+            <w:shd w:val="clear" w:color="auto" w:fill="E9EEF6"/>
+            <w:tcMar>
+              <w:top w:w="90" w:type="dxa"/>
+              <w:left w:w="120" w:type="dxa"/>
+              <w:bottom w:w="90" w:type="dxa"/>
+              <w:right w:w="120" w:type="dxa"/>
+            </w:tcMar>
+            <w:vAlign w:val="center"/>
+          </w:tcPr>
+          <w:p>
+            <w:pPr>
+              <w:rPr>
+                <w:color w:val="222222"/>
+                <w:sz w:val="24"/>
+                <w:szCs w:val="24"/>
+              </w:rPr>
+            </w:pPr>
+            <w:r>
+              <w:rPr>
+                <w:color w:val="222222"/>
+                <w:sz w:val="24"/>
+                <w:szCs w:val="24"/>
+              </w:rPr>
+              <w:t>The system shall allow administrators to toggle table visibility (schema governance) within the LLM prompt context.</w:t>
+            </w:r>
+          </w:p>
+        </w:tc>
+      </w:tr>
+      <w:tr>
+        <w:tc>
+          <w:tcPr>
+            <w:tcW w:w="1123" w:type="dxa"/>
+            <w:tcBorders>
+              <w:top w:val="single" w:sz="4" w:space="0" w:color="B7C6DE"/>
+              <w:left w:val="single" w:sz="4" w:space="0" w:color="B7C6DE"/>
+              <w:bottom w:val="single" w:sz="4" w:space="0" w:color="B7C6DE"/>
+              <w:right w:val="single" w:sz="4" w:space="0" w:color="B7C6DE"/>
+            </w:tcBorders>
+            <w:shd w:val="clear" w:color="auto" w:fill="E9EEF6"/>
+            <w:tcMar>
+              <w:top w:w="90" w:type="dxa"/>
+              <w:left w:w="120" w:type="dxa"/>
+              <w:bottom w:w="90" w:type="dxa"/>
+              <w:right w:w="120" w:type="dxa"/>
+            </w:tcMar>
+            <w:vAlign w:val="center"/>
+          </w:tcPr>
+          <w:p>
+            <w:pPr>
+              <w:rPr>
+                <w:color w:val="222222"/>
+                <w:sz w:val="24"/>
+                <w:szCs w:val="24"/>
+              </w:rPr>
+            </w:pPr>
+            <w:r>
+              <w:rPr>
+                <w:color w:val="222222"/>
+                <w:sz w:val="24"/>
+                <w:szCs w:val="24"/>
+              </w:rPr>
+              <w:t>FR-1</w:t>
+            </w:r>
+            <w:r>
+              <w:rPr>
+                <w:color w:val="222222"/>
+                <w:sz w:val="24"/>
+                <w:szCs w:val="24"/>
+              </w:rPr>
+              <w:t>5</w:t>
+            </w:r>
+          </w:p>
+        </w:tc>
+        <w:tc>
+          <w:tcPr>
+            <w:tcW w:w="8237" w:type="dxa"/>
+            <w:tcBorders>
+              <w:top w:val="single" w:sz="4" w:space="0" w:color="B7C6DE"/>
+              <w:left w:val="single" w:sz="4" w:space="0" w:color="B7C6DE"/>
+              <w:bottom w:val="single" w:sz="4" w:space="0" w:color="B7C6DE"/>
+              <w:right w:val="single" w:sz="4" w:space="0" w:color="B7C6DE"/>
+            </w:tcBorders>
+            <w:shd w:val="clear" w:color="auto" w:fill="E9EEF6"/>
+            <w:tcMar>
+              <w:top w:w="90" w:type="dxa"/>
+              <w:left w:w="120" w:type="dxa"/>
+              <w:bottom w:w="90" w:type="dxa"/>
+              <w:right w:w="120" w:type="dxa"/>
+            </w:tcMar>
+            <w:vAlign w:val="center"/>
+          </w:tcPr>
+          <w:p>
+            <w:pPr>
+              <w:rPr>
+                <w:color w:val="222222"/>
+                <w:sz w:val="24"/>
+                <w:szCs w:val="24"/>
+              </w:rPr>
+            </w:pPr>
+            <w:r>
+              <w:rPr>
+                <w:color w:val="222222"/>
+                <w:sz w:val="24"/>
+                <w:szCs w:val="24"/>
+              </w:rPr>
+              <w:t>The system shall provide User Management forms for creating, editing, promoting, and suspending user accounts.</w:t>
+            </w:r>
+          </w:p>
+        </w:tc>
+      </w:tr>
+      <w:tr>
+        <w:tc>
+          <w:tcPr>
+            <w:tcW w:w="1123" w:type="dxa"/>
+            <w:tcBorders>
+              <w:top w:val="single" w:sz="4" w:space="0" w:color="B7C6DE"/>
+              <w:left w:val="single" w:sz="4" w:space="0" w:color="B7C6DE"/>
+              <w:bottom w:val="single" w:sz="4" w:space="0" w:color="B7C6DE"/>
+              <w:right w:val="single" w:sz="4" w:space="0" w:color="B7C6DE"/>
+            </w:tcBorders>
+            <w:shd w:val="clear" w:color="auto" w:fill="E9EEF6"/>
+            <w:tcMar>
+              <w:top w:w="90" w:type="dxa"/>
+              <w:left w:w="120" w:type="dxa"/>
+              <w:bottom w:w="90" w:type="dxa"/>
+              <w:right w:w="120" w:type="dxa"/>
+            </w:tcMar>
+            <w:vAlign w:val="center"/>
+          </w:tcPr>
+          <w:p>
+            <w:pPr>
+              <w:rPr>
+                <w:color w:val="222222"/>
+                <w:sz w:val="24"/>
+                <w:szCs w:val="24"/>
+              </w:rPr>
+            </w:pPr>
+            <w:r>
+              <w:rPr>
+                <w:color w:val="222222"/>
+                <w:sz w:val="24"/>
+                <w:szCs w:val="24"/>
+              </w:rPr>
+              <w:t>FR-1</w:t>
+            </w:r>
+            <w:r>
+              <w:rPr>
+                <w:color w:val="222222"/>
+                <w:sz w:val="24"/>
+                <w:szCs w:val="24"/>
+              </w:rPr>
+              <w:t>6</w:t>
+            </w:r>
+          </w:p>
+        </w:tc>
+        <w:tc>
+          <w:tcPr>
+            <w:tcW w:w="8237" w:type="dxa"/>
+            <w:tcBorders>
+              <w:top w:val="single" w:sz="4" w:space="0" w:color="B7C6DE"/>
+              <w:left w:val="single" w:sz="4" w:space="0" w:color="B7C6DE"/>
+              <w:bottom w:val="single" w:sz="4" w:space="0" w:color="B7C6DE"/>
+              <w:right w:val="single" w:sz="4" w:space="0" w:color="B7C6DE"/>
+            </w:tcBorders>
+            <w:shd w:val="clear" w:color="auto" w:fill="E9EEF6"/>
+            <w:tcMar>
+              <w:top w:w="90" w:type="dxa"/>
+              <w:left w:w="120" w:type="dxa"/>
+              <w:bottom w:w="90" w:type="dxa"/>
+              <w:right w:w="120" w:type="dxa"/>
+            </w:tcMar>
+            <w:vAlign w:val="center"/>
+          </w:tcPr>
+          <w:p>
+            <w:pPr>
+              <w:rPr>
+                <w:color w:val="222222"/>
+                <w:sz w:val="24"/>
+                <w:szCs w:val="24"/>
+              </w:rPr>
+            </w:pPr>
+            <w:r>
+              <w:rPr>
+                <w:color w:val="222222"/>
+                <w:sz w:val="24"/>
+                <w:szCs w:val="24"/>
+              </w:rPr>
+              <w:t>The system shall include a 'Prompt Studio' for real-time editing of the LLM system prompt.</w:t>
+            </w:r>
+          </w:p>
+        </w:tc>
+      </w:tr>
+      <w:tr>
+        <w:tc>
+          <w:tcPr>
+            <w:tcW w:w="1123" w:type="dxa"/>
+            <w:tcBorders>
+              <w:top w:val="single" w:sz="4" w:space="0" w:color="B7C6DE"/>
+              <w:left w:val="single" w:sz="4" w:space="0" w:color="B7C6DE"/>
+              <w:bottom w:val="single" w:sz="4" w:space="0" w:color="B7C6DE"/>
+              <w:right w:val="single" w:sz="4" w:space="0" w:color="B7C6DE"/>
+            </w:tcBorders>
+            <w:shd w:val="clear" w:color="auto" w:fill="E9EEF6"/>
+            <w:tcMar>
+              <w:top w:w="90" w:type="dxa"/>
+              <w:left w:w="120" w:type="dxa"/>
+              <w:bottom w:w="90" w:type="dxa"/>
+              <w:right w:w="120" w:type="dxa"/>
+            </w:tcMar>
+            <w:vAlign w:val="center"/>
+          </w:tcPr>
+          <w:p>
+            <w:pPr>
+              <w:rPr>
+                <w:color w:val="222222"/>
+                <w:sz w:val="24"/>
+                <w:szCs w:val="24"/>
+              </w:rPr>
+            </w:pPr>
+            <w:r>
+              <w:rPr>
+                <w:color w:val="222222"/>
+                <w:sz w:val="24"/>
+                <w:szCs w:val="24"/>
+              </w:rPr>
+              <w:t>FR-1</w:t>
+            </w:r>
+            <w:r>
+              <w:rPr>
+                <w:color w:val="222222"/>
+                <w:sz w:val="24"/>
+                <w:szCs w:val="24"/>
+              </w:rPr>
+              <w:t>7</w:t>
+            </w:r>
+          </w:p>
+        </w:tc>
+        <w:tc>
+          <w:tcPr>
+            <w:tcW w:w="8237" w:type="dxa"/>
+            <w:tcBorders>
+              <w:top w:val="single" w:sz="4" w:space="0" w:color="B7C6DE"/>
+              <w:left w:val="single" w:sz="4" w:space="0" w:color="B7C6DE"/>
+              <w:bottom w:val="single" w:sz="4" w:space="0" w:color="B7C6DE"/>
+              <w:right w:val="single" w:sz="4" w:space="0" w:color="B7C6DE"/>
+            </w:tcBorders>
+            <w:shd w:val="clear" w:color="auto" w:fill="E9EEF6"/>
+            <w:tcMar>
+              <w:top w:w="90" w:type="dxa"/>
+              <w:left w:w="120" w:type="dxa"/>
+              <w:bottom w:w="90" w:type="dxa"/>
+              <w:right w:w="120" w:type="dxa"/>
+            </w:tcMar>
+            <w:vAlign w:val="center"/>
+          </w:tcPr>
+          <w:p>
+            <w:pPr>
+              <w:rPr>
+                <w:color w:val="222222"/>
+                <w:sz w:val="24"/>
+                <w:szCs w:val="24"/>
+              </w:rPr>
+            </w:pPr>
+            <w:r>
+              <w:rPr>
+                <w:color w:val="222222"/>
+                <w:sz w:val="24"/>
+                <w:szCs w:val="24"/>
+              </w:rPr>
+              <w:t xml:space="preserve">The dashboard shall visualize system health via query volume, error rates, and user activity </w:t>
+            </w:r>
+            <w:proofErr w:type="spellStart"/>
+            <w:r>
+              <w:rPr>
+                <w:color w:val="222222"/>
+                <w:sz w:val="24"/>
+                <w:szCs w:val="24"/>
+              </w:rPr>
+              <w:t>leaderboards</w:t>
+            </w:r>
+            <w:proofErr w:type="spellEnd"/>
+            <w:r>
+              <w:rPr>
+                <w:color w:val="222222"/>
+                <w:sz w:val="24"/>
+                <w:szCs w:val="24"/>
+              </w:rPr>
+              <w:t xml:space="preserve"> using </w:t>
+            </w:r>
+            <w:proofErr w:type="spellStart"/>
+            <w:r>
+              <w:rPr>
+                <w:color w:val="222222"/>
+                <w:sz w:val="24"/>
+                <w:szCs w:val="24"/>
+              </w:rPr>
+              <w:t>Recharts</w:t>
+            </w:r>
+            <w:proofErr w:type="spellEnd"/>
+            <w:r>
+              <w:rPr>
+                <w:color w:val="222222"/>
+                <w:sz w:val="24"/>
+                <w:szCs w:val="24"/>
+              </w:rPr>
+              <w:t>.</w:t>
+            </w:r>
+          </w:p>
+        </w:tc>
+      </w:tr>
     </w:tbl>
     <w:p>
       <w:pPr>
@@ -5740,6 +6178,7 @@
                 <w:sz w:val="24"/>
                 <w:szCs w:val="24"/>
               </w:rPr>
+              <w:lastRenderedPageBreak/>
               <w:t>NFR-3</w:t>
             </w:r>
           </w:p>
@@ -6384,7 +6823,41 @@
                 <w:sz w:val="24"/>
                 <w:szCs w:val="24"/>
               </w:rPr>
-              <w:t>Python 3.10+, Node.js 18+, Docker, Ollama, SQLite (demo)</w:t>
+              <w:t>P</w:t>
+            </w:r>
+            <w:r>
+              <w:rPr>
+                <w:color w:val="222222"/>
+                <w:sz w:val="24"/>
+                <w:szCs w:val="24"/>
+              </w:rPr>
+              <w:t>ython 3.10+, Node.js 18+</w:t>
+            </w:r>
+            <w:r>
+              <w:rPr>
+                <w:color w:val="222222"/>
+                <w:sz w:val="24"/>
+                <w:szCs w:val="24"/>
+              </w:rPr>
+              <w:t xml:space="preserve">, </w:t>
+            </w:r>
+            <w:proofErr w:type="spellStart"/>
+            <w:r>
+              <w:rPr>
+                <w:color w:val="222222"/>
+                <w:sz w:val="24"/>
+                <w:szCs w:val="24"/>
+              </w:rPr>
+              <w:t>Ollama</w:t>
+            </w:r>
+            <w:proofErr w:type="spellEnd"/>
+            <w:r>
+              <w:rPr>
+                <w:color w:val="222222"/>
+                <w:sz w:val="24"/>
+                <w:szCs w:val="24"/>
+              </w:rPr>
+              <w:t>, SQLite (demo)</w:t>
             </w:r>
           </w:p>
         </w:tc>
@@ -6624,6 +7097,7 @@
           <w:sz w:val="24"/>
           <w:szCs w:val="24"/>
         </w:rPr>
+        <w:lastRenderedPageBreak/>
         <w:t>Row limits are automatically enforced on all SELECT queries to prevent unbounded result sets and protect system resources.</w:t>
       </w:r>
     </w:p>
@@ -6666,7 +7140,7 @@
           <w:sz w:val="24"/>
           <w:szCs w:val="24"/>
         </w:rPr>
-        <w:t>Mitigated by the read-only guardrails and schema-aware prompting</w:t>
+        <w:t>To ensure operational flexibility, the system includes an Admin Dashboard for dynamic governance. Administrators can modify global row limits (e.g., overriding the default 500-limit) and define the visible database schema for the LLM without requiring backend redeployment</w:t>
       </w:r>
     </w:p>
     <w:p>
@@ -6687,21 +7161,35 @@
           <w:sz w:val="24"/>
           <w:szCs w:val="24"/>
         </w:rPr>
-        <w:t>Every query is logged with user identity, timestamp, and the exact SQL executed to maintain a full audit trail for governance purposes.</w:t>
+        <w:t>Mitigated by the read-only guardrails and schema-aware prompting</w:t>
       </w:r>
     </w:p>
     <w:p>
       <w:pPr>
+        <w:pStyle w:val="ListParagraph"/>
+        <w:numPr>
+          <w:ilvl w:val="0"/>
+          <w:numId w:val="2"/>
+        </w:numPr>
         <w:spacing w:after="90" w:line="276" w:lineRule="auto"/>
         <w:rPr>
           <w:sz w:val="24"/>
           <w:szCs w:val="24"/>
         </w:rPr>
       </w:pPr>
+      <w:r>
+        <w:rPr>
+          <w:sz w:val="24"/>
+          <w:szCs w:val="24"/>
+        </w:rPr>
+        <w:t>Every query is logged with user identity, timestamp, and the exact SQL executed to maintain a full audit trail for governance purposes.</w:t>
+      </w:r>
     </w:p>
     <w:p>
       <w:pPr>
+        <w:pStyle w:val="ListParagraph"/>
         <w:spacing w:after="90" w:line="276" w:lineRule="auto"/>
+        <w:ind w:left="460"/>
         <w:rPr>
           <w:sz w:val="24"/>
           <w:szCs w:val="24"/>
@@ -6712,6 +7200,32 @@
       <w:pPr>
         <w:spacing w:after="90" w:line="276" w:lineRule="auto"/>
         <w:rPr>
+          <w:b/>
+          <w:sz w:val="30"/>
+          <w:szCs w:val="30"/>
+        </w:rPr>
+      </w:pPr>
+      <w:r>
+        <w:rPr>
+          <w:b/>
+          <w:sz w:val="30"/>
+          <w:szCs w:val="30"/>
+        </w:rPr>
+        <w:t>9. Featur</w:t>
+      </w:r>
+      <w:r>
+        <w:rPr>
+          <w:b/>
+          <w:sz w:val="30"/>
+          <w:szCs w:val="30"/>
+        </w:rPr>
+        <w:t xml:space="preserve">es </w:t>
+      </w:r>
+    </w:p>
+    <w:p>
+      <w:pPr>
+        <w:spacing w:after="90" w:line="276" w:lineRule="auto"/>
+        <w:rPr>
           <w:sz w:val="24"/>
           <w:szCs w:val="24"/>
         </w:rPr>
@@ -6721,19 +7235,368 @@
       <w:pPr>
         <w:spacing w:after="90" w:line="276" w:lineRule="auto"/>
         <w:rPr>
+          <w:b/>
+          <w:sz w:val="28"/>
+          <w:szCs w:val="28"/>
+        </w:rPr>
+      </w:pPr>
+      <w:r>
+        <w:rPr>
+          <w:b/>
+          <w:sz w:val="28"/>
+          <w:szCs w:val="28"/>
+        </w:rPr>
+        <w:t>9.1 Admin Dashboard Features</w:t>
+      </w:r>
+    </w:p>
+    <w:p>
+      <w:pPr>
+        <w:pStyle w:val="ListParagraph"/>
+        <w:numPr>
+          <w:ilvl w:val="0"/>
+          <w:numId w:val="4"/>
+        </w:numPr>
+        <w:spacing w:after="90" w:line="276" w:lineRule="auto"/>
+        <w:rPr>
+          <w:sz w:val="28"/>
+          <w:szCs w:val="28"/>
+        </w:rPr>
+      </w:pPr>
+      <w:r>
+        <w:rPr>
+          <w:sz w:val="28"/>
+          <w:szCs w:val="28"/>
+        </w:rPr>
+        <w:t>Database &amp; Schema Governance: Enables administrators to dynamically whitelist or blacklist tables for LLM access and modify global result set constraints.</w:t>
+      </w:r>
+    </w:p>
+    <w:p>
+      <w:pPr>
+        <w:pStyle w:val="ListParagraph"/>
+        <w:numPr>
+          <w:ilvl w:val="0"/>
+          <w:numId w:val="4"/>
+        </w:numPr>
+        <w:spacing w:after="90" w:line="276" w:lineRule="auto"/>
+        <w:rPr>
+          <w:sz w:val="28"/>
+          <w:szCs w:val="28"/>
+        </w:rPr>
+      </w:pPr>
+      <w:r>
+        <w:rPr>
+          <w:bCs/>
+          <w:sz w:val="28"/>
+          <w:szCs w:val="28"/>
+        </w:rPr>
+        <w:t>User &amp; Access Management</w:t>
+      </w:r>
+      <w:r>
+        <w:rPr>
+          <w:sz w:val="28"/>
+          <w:szCs w:val="28"/>
+        </w:rPr>
+        <w:t>: Provides a centralized interface for full CRUD operations on user accounts, role-based promotion (Standard to Admin), and account suspension toggles to ensure security without losing audit trails.</w:t>
+      </w:r>
+    </w:p>
+    <w:p>
+      <w:pPr>
+        <w:pStyle w:val="ListParagraph"/>
+        <w:numPr>
+          <w:ilvl w:val="0"/>
+          <w:numId w:val="4"/>
+        </w:numPr>
+        <w:spacing w:after="90" w:line="276" w:lineRule="auto"/>
+        <w:rPr>
+          <w:sz w:val="28"/>
+          <w:szCs w:val="28"/>
+        </w:rPr>
+      </w:pPr>
+      <w:r>
+        <w:rPr>
+          <w:sz w:val="28"/>
+          <w:szCs w:val="28"/>
+        </w:rPr>
+        <w:t xml:space="preserve">Prompt Engineering Studio: A configuration interface that allows administrators to update the System Prompt (e.g., regional currency formatting) directly, ensuring the model's </w:t>
+      </w:r>
+      <w:proofErr w:type="spellStart"/>
+      <w:r>
+        <w:rPr>
+          <w:sz w:val="28"/>
+          <w:szCs w:val="28"/>
+        </w:rPr>
+        <w:t>behavior</w:t>
+      </w:r>
+      <w:proofErr w:type="spellEnd"/>
+      <w:r>
+        <w:rPr>
+          <w:sz w:val="28"/>
+          <w:szCs w:val="28"/>
+        </w:rPr>
+        <w:t xml:space="preserve"> aligns with business needs without code changes.</w:t>
+      </w:r>
+    </w:p>
+    <w:p>
+      <w:pPr>
+        <w:pStyle w:val="ListParagraph"/>
+        <w:numPr>
+          <w:ilvl w:val="0"/>
+          <w:numId w:val="4"/>
+        </w:numPr>
+        <w:spacing w:after="90" w:line="276" w:lineRule="auto"/>
+        <w:rPr>
+          <w:sz w:val="28"/>
+          <w:szCs w:val="28"/>
+        </w:rPr>
+      </w:pPr>
+      <w:r>
+        <w:rPr>
+          <w:sz w:val="28"/>
+          <w:szCs w:val="28"/>
+        </w:rPr>
+        <w:t xml:space="preserve">System Analytics Dashboard: Utilizes the existing </w:t>
+      </w:r>
+      <w:proofErr w:type="spellStart"/>
+      <w:r>
+        <w:rPr>
+          <w:sz w:val="28"/>
+          <w:szCs w:val="28"/>
+        </w:rPr>
+        <w:t>Recharts</w:t>
+      </w:r>
+      <w:proofErr w:type="spellEnd"/>
+      <w:r>
+        <w:rPr>
+          <w:sz w:val="28"/>
+          <w:szCs w:val="28"/>
+        </w:rPr>
+        <w:t xml:space="preserve"> integration to provide real-time insights into system health, including query volume, success/failure ratios, and user engagement metrics</w:t>
+      </w:r>
+      <w:r>
+        <w:rPr>
+          <w:sz w:val="28"/>
+          <w:szCs w:val="28"/>
+        </w:rPr>
+        <w:t>.</w:t>
+      </w:r>
+    </w:p>
+    <w:p>
+      <w:pPr>
+        <w:pStyle w:val="ListParagraph"/>
+        <w:numPr>
+          <w:ilvl w:val="0"/>
+          <w:numId w:val="4"/>
+        </w:numPr>
+        <w:spacing w:after="90" w:line="276" w:lineRule="auto"/>
+        <w:rPr>
+          <w:sz w:val="28"/>
+          <w:szCs w:val="28"/>
+        </w:rPr>
+      </w:pPr>
+      <w:r>
+        <w:rPr>
+          <w:sz w:val="28"/>
+          <w:szCs w:val="28"/>
+        </w:rPr>
+        <w:lastRenderedPageBreak/>
+        <w:t xml:space="preserve">Request Management </w:t>
+      </w:r>
+      <w:proofErr w:type="spellStart"/>
+      <w:r>
+        <w:rPr>
+          <w:sz w:val="28"/>
+          <w:szCs w:val="28"/>
+        </w:rPr>
+        <w:t>Console</w:t>
+      </w:r>
+      <w:proofErr w:type="gramStart"/>
+      <w:r>
+        <w:rPr>
+          <w:sz w:val="28"/>
+          <w:szCs w:val="28"/>
+        </w:rPr>
+        <w:t>:An</w:t>
+      </w:r>
+      <w:proofErr w:type="spellEnd"/>
+      <w:proofErr w:type="gramEnd"/>
+      <w:r>
+        <w:rPr>
+          <w:sz w:val="28"/>
+          <w:szCs w:val="28"/>
+        </w:rPr>
+        <w:t xml:space="preserve"> administrative view to review pending user requests, view attached notes, and execute decisions (Accept/Reject) accompanied by mandatory feedback notes.</w:t>
+      </w:r>
+    </w:p>
+    <w:p>
+      <w:pPr>
+        <w:spacing w:after="90" w:line="276" w:lineRule="auto"/>
+        <w:rPr>
+          <w:sz w:val="28"/>
+          <w:szCs w:val="28"/>
+        </w:rPr>
+      </w:pPr>
+    </w:p>
+    <w:p>
+      <w:pPr>
+        <w:spacing w:after="90" w:line="276" w:lineRule="auto"/>
+        <w:rPr>
+          <w:b/>
+          <w:sz w:val="30"/>
+          <w:szCs w:val="30"/>
+        </w:rPr>
+      </w:pPr>
+      <w:r>
+        <w:rPr>
+          <w:b/>
+          <w:sz w:val="30"/>
+          <w:szCs w:val="30"/>
+        </w:rPr>
+        <w:t>9.2 User Features</w:t>
+      </w:r>
+    </w:p>
+    <w:p>
+      <w:pPr>
+        <w:pStyle w:val="ListParagraph"/>
+        <w:numPr>
+          <w:ilvl w:val="0"/>
+          <w:numId w:val="5"/>
+        </w:numPr>
+        <w:spacing w:after="90" w:line="276" w:lineRule="auto"/>
+        <w:rPr>
           <w:sz w:val="24"/>
           <w:szCs w:val="24"/>
         </w:rPr>
       </w:pPr>
+      <w:r>
+        <w:rPr>
+          <w:sz w:val="24"/>
+          <w:szCs w:val="24"/>
+        </w:rPr>
+        <w:t xml:space="preserve">Natural Language Querying: Allows non-technical staff to interact with the database using plain English.  </w:t>
+      </w:r>
     </w:p>
     <w:p>
       <w:pPr>
+        <w:pStyle w:val="ListParagraph"/>
+        <w:numPr>
+          <w:ilvl w:val="0"/>
+          <w:numId w:val="5"/>
+        </w:numPr>
         <w:spacing w:after="90" w:line="276" w:lineRule="auto"/>
         <w:rPr>
           <w:sz w:val="24"/>
           <w:szCs w:val="24"/>
         </w:rPr>
       </w:pPr>
+      <w:r>
+        <w:rPr>
+          <w:sz w:val="24"/>
+          <w:szCs w:val="24"/>
+        </w:rPr>
+        <w:t xml:space="preserve">Multilingual Support: Enables input in languages including Hindi, Telugu, Tamil, and French.  </w:t>
+      </w:r>
+    </w:p>
+    <w:p>
+      <w:pPr>
+        <w:pStyle w:val="ListParagraph"/>
+        <w:numPr>
+          <w:ilvl w:val="0"/>
+          <w:numId w:val="5"/>
+        </w:numPr>
+        <w:spacing w:after="90" w:line="276" w:lineRule="auto"/>
+        <w:rPr>
+          <w:sz w:val="24"/>
+          <w:szCs w:val="24"/>
+        </w:rPr>
+      </w:pPr>
+      <w:r>
+        <w:rPr>
+          <w:sz w:val="24"/>
+          <w:szCs w:val="24"/>
+        </w:rPr>
+        <w:t xml:space="preserve">Dynamic Visualization: Automatically generates charts and data insights for query results using </w:t>
+      </w:r>
+      <w:proofErr w:type="spellStart"/>
+      <w:r>
+        <w:rPr>
+          <w:sz w:val="24"/>
+          <w:szCs w:val="24"/>
+        </w:rPr>
+        <w:t>Recharts</w:t>
+      </w:r>
+      <w:proofErr w:type="spellEnd"/>
+      <w:r>
+        <w:rPr>
+          <w:sz w:val="24"/>
+          <w:szCs w:val="24"/>
+        </w:rPr>
+        <w:t xml:space="preserve">.  </w:t>
+      </w:r>
+    </w:p>
+    <w:p>
+      <w:pPr>
+        <w:pStyle w:val="ListParagraph"/>
+        <w:numPr>
+          <w:ilvl w:val="0"/>
+          <w:numId w:val="5"/>
+        </w:numPr>
+        <w:spacing w:after="90" w:line="276" w:lineRule="auto"/>
+        <w:rPr>
+          <w:sz w:val="24"/>
+          <w:szCs w:val="24"/>
+        </w:rPr>
+      </w:pPr>
+      <w:r>
+        <w:rPr>
+          <w:sz w:val="24"/>
+          <w:szCs w:val="24"/>
+        </w:rPr>
+        <w:t xml:space="preserve">Data Export: Provides functionality for authenticated users to export query results as CSV.  </w:t>
+      </w:r>
+    </w:p>
+    <w:p>
+      <w:pPr>
+        <w:pStyle w:val="ListParagraph"/>
+        <w:numPr>
+          <w:ilvl w:val="0"/>
+          <w:numId w:val="5"/>
+        </w:numPr>
+        <w:spacing w:after="90" w:line="276" w:lineRule="auto"/>
+        <w:rPr>
+          <w:sz w:val="24"/>
+          <w:szCs w:val="24"/>
+        </w:rPr>
+      </w:pPr>
+      <w:r>
+        <w:rPr>
+          <w:sz w:val="24"/>
+          <w:szCs w:val="24"/>
+        </w:rPr>
+        <w:t xml:space="preserve">Transparency: Displays raw SQL alongside the query results to ensure trust and governance.  </w:t>
+      </w:r>
+    </w:p>
+    <w:p>
+      <w:pPr>
+        <w:pStyle w:val="ListParagraph"/>
+        <w:numPr>
+          <w:ilvl w:val="0"/>
+          <w:numId w:val="5"/>
+        </w:numPr>
+        <w:spacing w:after="90" w:line="276" w:lineRule="auto"/>
+        <w:rPr>
+          <w:sz w:val="24"/>
+          <w:szCs w:val="24"/>
+        </w:rPr>
+      </w:pPr>
+      <w:bookmarkStart w:id="0" w:name="_GoBack"/>
+      <w:bookmarkEnd w:id="0"/>
+      <w:r>
+        <w:rPr>
+          <w:sz w:val="24"/>
+          <w:szCs w:val="24"/>
+        </w:rPr>
+        <w:t>Request &amp; Approval Workflow: Enables standard users to submit data access or operation requests to administrators with context notes, allowing admins to accept or reject these requests with explanatory feedback.</w:t>
+      </w:r>
     </w:p>
     <w:p>
       <w:pPr>
@@ -6754,7 +7617,6 @@
           <w:sz w:val="30"/>
           <w:szCs w:val="30"/>
         </w:rPr>
-        <w:lastRenderedPageBreak/>
         <w:t>9</w:t>
       </w:r>
       <w:r>
@@ -7552,6 +8414,7 @@
                 <w:sz w:val="24"/>
                 <w:szCs w:val="24"/>
               </w:rPr>
+              <w:lastRenderedPageBreak/>
               <w:t>Phase 4</w:t>
             </w:r>
           </w:p>
@@ -7860,11 +8723,17 @@
             </w:pPr>
             <w:r>
               <w:rPr>
-                <w:color w:val="222222"/>
-                <w:sz w:val="24"/>
-                <w:szCs w:val="24"/>
-              </w:rPr>
-              <w:t>Sign-off and rollout decision</w:t>
+                <w:sz w:val="24"/>
+                <w:szCs w:val="24"/>
+              </w:rPr>
+              <w:t>End-to-end testing, Admin Dashboard finalization an</w:t>
+            </w:r>
+            <w:r>
+              <w:rPr>
+                <w:sz w:val="24"/>
+                <w:szCs w:val="24"/>
+              </w:rPr>
+              <w:t>d final walkthrough.</w:t>
             </w:r>
           </w:p>
         </w:tc>
@@ -8284,7 +9153,6 @@
                 <w:sz w:val="24"/>
                 <w:szCs w:val="24"/>
               </w:rPr>
-              <w:lastRenderedPageBreak/>
               <w:t>Average response time</w:t>
             </w:r>
           </w:p>
@@ -8706,6 +9574,7 @@
                 <w:sz w:val="24"/>
                 <w:szCs w:val="24"/>
               </w:rPr>
+              <w:lastRenderedPageBreak/>
               <w:t>User adoption</w:t>
             </w:r>
           </w:p>
@@ -9011,8 +9880,6 @@
         </w:rPr>
         <w:t>While the Natural Language to SQL Query Assistant is highly capable of handling standard business intelligence queries, stakeholders should be aware of the following architectural boundaries and their respective mitigations:</w:t>
       </w:r>
-      <w:bookmarkStart w:id="0" w:name="_GoBack"/>
-      <w:bookmarkEnd w:id="0"/>
     </w:p>
     <w:p>
       <w:pPr>
@@ -9095,7 +9962,6 @@
           <w:sz w:val="28"/>
           <w:szCs w:val="28"/>
         </w:rPr>
-        <w:lastRenderedPageBreak/>
         <w:t xml:space="preserve">Multilingual Nuance &amp; Slang: The two-step pipeline translates regional languages to English before generating SQL. While accurate for formal </w:t>
       </w:r>
       <w:proofErr w:type="gramStart"/>
@@ -9153,7 +10019,17 @@
           <w:sz w:val="28"/>
           <w:szCs w:val="28"/>
         </w:rPr>
-        <w:t>ardware-Bound Latency: Because the system runs strictly on-premises for security, inference speed depends entirely on the host hardware. Concurrent requests could create processing bottlenecks. To mitigate this, the backend is fully asynchronous, and the UI implements non-blocking loading states to properly manage user expectations during periods of high utilization.</w:t>
+        <w:t xml:space="preserve">ardware-Bound Latency: Because the system runs strictly on-premises for security, inference speed depends entirely on the host hardware. Concurrent requests could create processing bottlenecks. To mitigate this, the backend is fully asynchronous, and the UI implements non-blocking </w:t>
+      </w:r>
+      <w:r>
+        <w:rPr>
+          <w:bCs/>
+          <w:color w:val="000000" w:themeColor="text1"/>
+          <w:sz w:val="28"/>
+          <w:szCs w:val="28"/>
+        </w:rPr>
+        <w:lastRenderedPageBreak/>
+        <w:t>loading states to properly manage user expectations during periods of high utilization.</w:t>
       </w:r>
     </w:p>
     <w:p>
@@ -9777,7 +10653,6 @@
                 <w:sz w:val="24"/>
                 <w:szCs w:val="24"/>
               </w:rPr>
-              <w:lastRenderedPageBreak/>
               <w:t>Guardrail</w:t>
             </w:r>
           </w:p>
@@ -10133,6 +11008,7 @@
                 <w:sz w:val="24"/>
                 <w:szCs w:val="24"/>
               </w:rPr>
+              <w:lastRenderedPageBreak/>
               <w:t>Recharts</w:t>
             </w:r>
           </w:p>
@@ -10393,7 +11269,7 @@
         <w:sz w:val="16"/>
         <w:szCs w:val="16"/>
       </w:rPr>
-      <w:t>14</w:t>
+      <w:t>16</w:t>
     </w:r>
     <w:r>
       <w:rPr>
@@ -10442,7 +11318,7 @@
         <w:sz w:val="16"/>
         <w:szCs w:val="16"/>
       </w:rPr>
-      <w:t>14</w:t>
+      <w:t>16</w:t>
     </w:r>
     <w:r>
       <w:rPr>
@@ -10639,9 +11515,235 @@
     </w:lvl>
   </w:abstractNum>
   <w:abstractNum w:abstractNumId="2" w15:restartNumberingAfterBreak="0">
+    <w:nsid w:val="44AB1A07"/>
+    <w:multiLevelType w:val="hybridMultilevel"/>
+    <w:tmpl w:val="8904E424"/>
+    <w:lvl w:ilvl="0" w:tplc="40090001">
+      <w:start w:val="1"/>
+      <w:numFmt w:val="bullet"/>
+      <w:lvlText w:val=""/>
+      <w:lvlJc w:val="left"/>
+      <w:pPr>
+        <w:ind w:left="908" w:hanging="360"/>
+      </w:pPr>
+      <w:rPr>
+        <w:rFonts w:ascii="Symbol" w:hAnsi="Symbol" w:hint="default"/>
+      </w:rPr>
+    </w:lvl>
+    <w:lvl w:ilvl="1" w:tplc="40090003" w:tentative="1">
+      <w:start w:val="1"/>
+      <w:numFmt w:val="bullet"/>
+      <w:lvlText w:val="o"/>
+      <w:lvlJc w:val="left"/>
+      <w:pPr>
+        <w:ind w:left="1628" w:hanging="360"/>
+      </w:pPr>
+      <w:rPr>
+        <w:rFonts w:ascii="Courier New" w:hAnsi="Courier New" w:cs="Courier New" w:hint="default"/>
+      </w:rPr>
+    </w:lvl>
+    <w:lvl w:ilvl="2" w:tplc="40090005" w:tentative="1">
+      <w:start w:val="1"/>
+      <w:numFmt w:val="bullet"/>
+      <w:lvlText w:val=""/>
+      <w:lvlJc w:val="left"/>
+      <w:pPr>
+        <w:ind w:left="2348" w:hanging="360"/>
+      </w:pPr>
+      <w:rPr>
+        <w:rFonts w:ascii="Wingdings" w:hAnsi="Wingdings" w:hint="default"/>
+      </w:rPr>
+    </w:lvl>
+    <w:lvl w:ilvl="3" w:tplc="40090001" w:tentative="1">
+      <w:start w:val="1"/>
+      <w:numFmt w:val="bullet"/>
+      <w:lvlText w:val=""/>
+      <w:lvlJc w:val="left"/>
+      <w:pPr>
+        <w:ind w:left="3068" w:hanging="360"/>
+      </w:pPr>
+      <w:rPr>
+        <w:rFonts w:ascii="Symbol" w:hAnsi="Symbol" w:hint="default"/>
+      </w:rPr>
+    </w:lvl>
+    <w:lvl w:ilvl="4" w:tplc="40090003" w:tentative="1">
+      <w:start w:val="1"/>
+      <w:numFmt w:val="bullet"/>
+      <w:lvlText w:val="o"/>
+      <w:lvlJc w:val="left"/>
+      <w:pPr>
+        <w:ind w:left="3788" w:hanging="360"/>
+      </w:pPr>
+      <w:rPr>
+        <w:rFonts w:ascii="Courier New" w:hAnsi="Courier New" w:cs="Courier New" w:hint="default"/>
+      </w:rPr>
+    </w:lvl>
+    <w:lvl w:ilvl="5" w:tplc="40090005" w:tentative="1">
+      <w:start w:val="1"/>
+      <w:numFmt w:val="bullet"/>
+      <w:lvlText w:val=""/>
+      <w:lvlJc w:val="left"/>
+      <w:pPr>
+        <w:ind w:left="4508" w:hanging="360"/>
+      </w:pPr>
+      <w:rPr>
+        <w:rFonts w:ascii="Wingdings" w:hAnsi="Wingdings" w:hint="default"/>
+      </w:rPr>
+    </w:lvl>
+    <w:lvl w:ilvl="6" w:tplc="40090001" w:tentative="1">
+      <w:start w:val="1"/>
+      <w:numFmt w:val="bullet"/>
+      <w:lvlText w:val=""/>
+      <w:lvlJc w:val="left"/>
+      <w:pPr>
+        <w:ind w:left="5228" w:hanging="360"/>
+      </w:pPr>
+      <w:rPr>
+        <w:rFonts w:ascii="Symbol" w:hAnsi="Symbol" w:hint="default"/>
+      </w:rPr>
+    </w:lvl>
+    <w:lvl w:ilvl="7" w:tplc="40090003" w:tentative="1">
+      <w:start w:val="1"/>
+      <w:numFmt w:val="bullet"/>
+      <w:lvlText w:val="o"/>
+      <w:lvlJc w:val="left"/>
+      <w:pPr>
+        <w:ind w:left="5948" w:hanging="360"/>
+      </w:pPr>
+      <w:rPr>
+        <w:rFonts w:ascii="Courier New" w:hAnsi="Courier New" w:cs="Courier New" w:hint="default"/>
+      </w:rPr>
+    </w:lvl>
+    <w:lvl w:ilvl="8" w:tplc="40090005" w:tentative="1">
+      <w:start w:val="1"/>
+      <w:numFmt w:val="bullet"/>
+      <w:lvlText w:val=""/>
+      <w:lvlJc w:val="left"/>
+      <w:pPr>
+        <w:ind w:left="6668" w:hanging="360"/>
+      </w:pPr>
+      <w:rPr>
+        <w:rFonts w:ascii="Wingdings" w:hAnsi="Wingdings" w:hint="default"/>
+      </w:rPr>
+    </w:lvl>
+  </w:abstractNum>
+  <w:abstractNum w:abstractNumId="3" w15:restartNumberingAfterBreak="0">
     <w:nsid w:val="48146CDE"/>
     <w:multiLevelType w:val="hybridMultilevel"/>
     <w:tmpl w:val="86EA3306"/>
+    <w:lvl w:ilvl="0" w:tplc="40090001">
+      <w:start w:val="1"/>
+      <w:numFmt w:val="bullet"/>
+      <w:lvlText w:val=""/>
+      <w:lvlJc w:val="left"/>
+      <w:pPr>
+        <w:ind w:left="720" w:hanging="360"/>
+      </w:pPr>
+      <w:rPr>
+        <w:rFonts w:ascii="Symbol" w:hAnsi="Symbol" w:hint="default"/>
+      </w:rPr>
+    </w:lvl>
+    <w:lvl w:ilvl="1" w:tplc="40090003" w:tentative="1">
+      <w:start w:val="1"/>
+      <w:numFmt w:val="bullet"/>
+      <w:lvlText w:val="o"/>
+      <w:lvlJc w:val="left"/>
+      <w:pPr>
+        <w:ind w:left="1440" w:hanging="360"/>
+      </w:pPr>
+      <w:rPr>
+        <w:rFonts w:ascii="Courier New" w:hAnsi="Courier New" w:cs="Courier New" w:hint="default"/>
+      </w:rPr>
+    </w:lvl>
+    <w:lvl w:ilvl="2" w:tplc="40090005" w:tentative="1">
+      <w:start w:val="1"/>
+      <w:numFmt w:val="bullet"/>
+      <w:lvlText w:val=""/>
+      <w:lvlJc w:val="left"/>
+      <w:pPr>
+        <w:ind w:left="2160" w:hanging="360"/>
+      </w:pPr>
+      <w:rPr>
+        <w:rFonts w:ascii="Wingdings" w:hAnsi="Wingdings" w:hint="default"/>
+      </w:rPr>
+    </w:lvl>
+    <w:lvl w:ilvl="3" w:tplc="40090001" w:tentative="1">
+      <w:start w:val="1"/>
+      <w:numFmt w:val="bullet"/>
+      <w:lvlText w:val=""/>
+      <w:lvlJc w:val="left"/>
+      <w:pPr>
+        <w:ind w:left="2880" w:hanging="360"/>
+      </w:pPr>
+      <w:rPr>
+        <w:rFonts w:ascii="Symbol" w:hAnsi="Symbol" w:hint="default"/>
+      </w:rPr>
+    </w:lvl>
+    <w:lvl w:ilvl="4" w:tplc="40090003" w:tentative="1">
+      <w:start w:val="1"/>
+      <w:numFmt w:val="bullet"/>
+      <w:lvlText w:val="o"/>
+      <w:lvlJc w:val="left"/>
+      <w:pPr>
+        <w:ind w:left="3600" w:hanging="360"/>
+      </w:pPr>
+      <w:rPr>
+        <w:rFonts w:ascii="Courier New" w:hAnsi="Courier New" w:cs="Courier New" w:hint="default"/>
+      </w:rPr>
+    </w:lvl>
+    <w:lvl w:ilvl="5" w:tplc="40090005" w:tentative="1">
+      <w:start w:val="1"/>
+      <w:numFmt w:val="bullet"/>
+      <w:lvlText w:val=""/>
+      <w:lvlJc w:val="left"/>
+      <w:pPr>
+        <w:ind w:left="4320" w:hanging="360"/>
+      </w:pPr>
+      <w:rPr>
+        <w:rFonts w:ascii="Wingdings" w:hAnsi="Wingdings" w:hint="default"/>
+      </w:rPr>
+    </w:lvl>
+    <w:lvl w:ilvl="6" w:tplc="40090001" w:tentative="1">
+      <w:start w:val="1"/>
+      <w:numFmt w:val="bullet"/>
+      <w:lvlText w:val=""/>
+      <w:lvlJc w:val="left"/>
+      <w:pPr>
+        <w:ind w:left="5040" w:hanging="360"/>
+      </w:pPr>
+      <w:rPr>
+        <w:rFonts w:ascii="Symbol" w:hAnsi="Symbol" w:hint="default"/>
+      </w:rPr>
+    </w:lvl>
+    <w:lvl w:ilvl="7" w:tplc="40090003" w:tentative="1">
+      <w:start w:val="1"/>
+      <w:numFmt w:val="bullet"/>
+      <w:lvlText w:val="o"/>
+      <w:lvlJc w:val="left"/>
+      <w:pPr>
+        <w:ind w:left="5760" w:hanging="360"/>
+      </w:pPr>
+      <w:rPr>
+        <w:rFonts w:ascii="Courier New" w:hAnsi="Courier New" w:cs="Courier New" w:hint="default"/>
+      </w:rPr>
+    </w:lvl>
+    <w:lvl w:ilvl="8" w:tplc="40090005" w:tentative="1">
+      <w:start w:val="1"/>
+      <w:numFmt w:val="bullet"/>
+      <w:lvlText w:val=""/>
+      <w:lvlJc w:val="left"/>
+      <w:pPr>
+        <w:ind w:left="6480" w:hanging="360"/>
+      </w:pPr>
+      <w:rPr>
+        <w:rFonts w:ascii="Wingdings" w:hAnsi="Wingdings" w:hint="default"/>
+      </w:rPr>
+    </w:lvl>
+  </w:abstractNum>
+  <w:abstractNum w:abstractNumId="4" w15:restartNumberingAfterBreak="0">
+    <w:nsid w:val="7ECC377F"/>
+    <w:multiLevelType w:val="hybridMultilevel"/>
+    <w:tmpl w:val="9B80F97E"/>
     <w:lvl w:ilvl="0" w:tplc="40090001">
       <w:start w:val="1"/>
       <w:numFmt w:val="bullet"/>
@@ -10764,7 +11866,13 @@
     </w:lvlOverride>
   </w:num>
   <w:num w:numId="3">
+    <w:abstractNumId w:val="3"/>
+  </w:num>
+  <w:num w:numId="4">
     <w:abstractNumId w:val="2"/>
+  </w:num>
+  <w:num w:numId="5">
+    <w:abstractNumId w:val="4"/>
   </w:num>
 </w:numbering>
 </file>
@@ -11668,7 +12776,7 @@
 </file>
 
 <file path=customXml/itemProps1.xml><?xml version="1.0" encoding="utf-8"?>
-<ds:datastoreItem xmlns:ds="http://schemas.openxmlformats.org/officeDocument/2006/customXml" ds:itemID="{4438194E-93AD-46A6-A3EA-A2CAA876CFB8}">
+<ds:datastoreItem xmlns:ds="http://schemas.openxmlformats.org/officeDocument/2006/customXml" ds:itemID="{26420932-AD2C-41AB-9D23-C10A2D897689}">
   <ds:schemaRefs>
     <ds:schemaRef ds:uri="http://schemas.openxmlformats.org/officeDocument/2006/bibliography"/>
   </ds:schemaRefs>
